--- a/api/assets/pack_despido_files/00_LEEME_Guia_de_Uso_y_Plazos.docx
+++ b/api/assets/pack_despido_files/00_LEEME_Guia_de_Uso_y_Plazos.docx
@@ -10,52 +10,63 @@
         <w:tblLook w:firstColumn="1" w:firstRow="1" w:lastColumn="0" w:lastRow="0" w:noHBand="0" w:noVBand="1" w:val="04A0"/>
       </w:tblPr>
       <w:tblGrid>
-        <w:gridCol w:w="9360"/>
+        <w:gridCol w:w="6912"/>
+        <w:gridCol w:w="2880"/>
       </w:tblGrid>
       <w:tr>
+        <w:trPr>
+          <w:cantSplit/>
+        </w:trPr>
         <w:tc>
           <w:tcPr>
-            <w:tcW w:type="dxa" w:w="9936"/>
-            <w:shd w:fill="0F172A"/>
-            <w:tcMar>
-              <w:top w:w="200" w:type="dxa"/>
-              <w:bottom w:w="200" w:type="dxa"/>
-              <w:left w:w="240" w:type="dxa"/>
-              <w:right w:w="240" w:type="dxa"/>
-            </w:tcMar>
+            <w:tcW w:type="dxa" w:w="6912"/>
           </w:tcPr>
           <w:p>
             <w:pPr>
-              <w:jc w:val="center"/>
+              <w:spacing w:before="0" w:after="20"/>
             </w:pPr>
             <w:r>
               <w:rPr>
-                <w:rFonts w:ascii="Arial" w:hAnsi="Arial"/>
+                <w:rFonts w:ascii="Calibri" w:hAnsi="Calibri"/>
                 <w:b/>
-                <w:color w:val="38BDF8"/>
+                <w:color w:val="00382E"/>
                 <w:sz w:val="17"/>
               </w:rPr>
-              <w:t>CALCULOLABORAL.CL • PACK CARTAS DE DESPIDO 2026</w:t>
-              <w:br/>
+              <w:t>PACK CARTAS DE DESPIDO | CHILE 2026</w:t>
             </w:r>
+          </w:p>
+          <w:p>
+            <w:pPr>
+              <w:spacing w:before="0" w:after="40"/>
+            </w:pPr>
             <w:r>
               <w:rPr>
-                <w:rFonts w:ascii="Arial" w:hAnsi="Arial"/>
+                <w:rFonts w:ascii="Calibri" w:hAnsi="Calibri"/>
                 <w:b/>
-                <w:color w:val="FFFFFF"/>
-                <w:sz w:val="26"/>
+                <w:color w:val="0F172A"/>
+                <w:sz w:val="24"/>
               </w:rPr>
               <w:t>GUÍA DE USO DEL PACK DE CARTAS DE DESPIDO</w:t>
             </w:r>
+          </w:p>
+        </w:tc>
+        <w:tc>
+          <w:tcPr>
+            <w:tcW w:type="dxa" w:w="2880"/>
+          </w:tcPr>
+          <w:p>
+            <w:pPr>
+              <w:spacing w:before="0" w:after="0"/>
+              <w:jc w:val="right"/>
+            </w:pPr>
             <w:r>
               <w:rPr>
-                <w:rFonts w:ascii="Arial" w:hAnsi="Arial"/>
-                <w:i/>
-                <w:color w:val="CBD5E1"/>
-                <w:sz w:val="19"/>
+                <w:rFonts w:ascii="Calibri" w:hAnsi="Calibri"/>
+                <w:b/>
+                <w:color w:val="64748B"/>
+                <w:sz w:val="17"/>
               </w:rPr>
-              <w:br/>
-              <w:t>Qué carta usar, plazos y errores frecuentes (Código del Trabajo)</w:t>
+              <w:t>DESPIDO-00</w:t>
             </w:r>
           </w:p>
         </w:tc>
@@ -63,8 +74,20 @@
     </w:tbl>
     <w:p>
       <w:pPr>
-        <w:spacing w:after="400"/>
+        <w:keepNext/>
+        <w:pBdr>
+          <w:bottom w:val="single" w:sz="12" w:space="1" w:color="00382E"/>
+        </w:pBdr>
+        <w:spacing w:before="0" w:after="160" w:line="120" w:lineRule="exact"/>
       </w:pPr>
+      <w:r>
+        <w:rPr>
+          <w:rFonts w:ascii="Calibri" w:hAnsi="Calibri" w:cs="Calibri"/>
+          <w:color w:val="E2E8F0"/>
+          <w:sz w:val="15"/>
+        </w:rPr>
+        <w:t/>
+      </w:r>
     </w:p>
     <w:tbl>
       <w:tblPr>
@@ -74,33 +97,54 @@
         <w:tblLook w:firstColumn="1" w:firstRow="1" w:lastColumn="0" w:lastRow="0" w:noHBand="0" w:noVBand="1" w:val="04A0"/>
       </w:tblPr>
       <w:tblGrid>
-        <w:gridCol w:w="9360"/>
+        <w:gridCol w:w="9792"/>
       </w:tblGrid>
       <w:tr>
+        <w:trPr>
+          <w:cantSplit/>
+        </w:trPr>
         <w:tc>
           <w:tcPr>
-            <w:tcW w:type="dxa" w:w="9936"/>
-            <w:shd w:fill="F8FAFC"/>
+            <w:tcW w:type="dxa" w:w="9792"/>
+            <w:tcBorders>
+              <w:top w:val="single" w:sz="4" w:space="0" w:color="ADD6C9"/>
+              <w:left w:val="single" w:sz="4" w:space="0" w:color="ADD6C9"/>
+              <w:bottom w:val="single" w:sz="4" w:space="0" w:color="ADD6C9"/>
+              <w:right w:val="single" w:sz="4" w:space="0" w:color="ADD6C9"/>
+            </w:tcBorders>
+            <w:shd w:fill="EEF6F3"/>
             <w:tcMar>
-              <w:top w:w="140" w:type="dxa"/>
-              <w:bottom w:w="140" w:type="dxa"/>
-              <w:left w:w="180" w:type="dxa"/>
-              <w:right w:w="180" w:type="dxa"/>
+              <w:top w:w="120" w:type="dxa"/>
+              <w:bottom w:w="120" w:type="dxa"/>
+              <w:left w:w="160" w:type="dxa"/>
+              <w:right w:w="160" w:type="dxa"/>
             </w:tcMar>
           </w:tcPr>
           <w:p>
             <w:pPr>
-              <w:spacing w:after="0"/>
+              <w:spacing w:before="0" w:after="40"/>
             </w:pPr>
             <w:r>
               <w:rPr>
-                <w:rFonts w:ascii="Arial" w:hAnsi="Arial"/>
+                <w:rFonts w:ascii="Calibri" w:hAnsi="Calibri"/>
+                <w:b/>
+                <w:color w:val="0F172A"/>
+                <w:sz w:val="17"/>
+              </w:rPr>
+              <w:t>AVISO</w:t>
+            </w:r>
+          </w:p>
+          <w:p>
+            <w:pPr>
+              <w:spacing w:before="0" w:after="30"/>
+            </w:pPr>
+            <w:r>
+              <w:rPr>
+                <w:rFonts w:ascii="Calibri" w:hAnsi="Calibri"/>
                 <w:color w:val="475569"/>
-                <w:sz w:val="18"/>
+                <w:sz w:val="16"/>
               </w:rPr>
-              <w:t>📋 AVISO:</w:t>
-              <w:br/>
-              <w:t>1. Son modelos de referencia basados en el Código del Trabajo; no constituyen asesoría legal. Si tu caso tiene particularidades (fuero, denuncias, montos altos), revísalo con un abogado antes de enviar la carta.</w:t>
+              <w:t>• Son modelos de referencia basados en el Código del Trabajo; no constituyen asesoría legal. Si tu caso tiene particularidades (fuero, denuncias, montos altos), revísalo con un abogado antes de enviar la carta.</w:t>
             </w:r>
           </w:p>
         </w:tc>
@@ -108,17 +152,20 @@
     </w:tbl>
     <w:p>
       <w:pPr>
-        <w:spacing w:after="400"/>
+        <w:keepNext/>
+        <w:spacing w:before="0" w:after="80"/>
       </w:pPr>
     </w:p>
     <w:p>
       <w:pPr>
-        <w:spacing w:line="300" w:lineRule="auto" w:after="160"/>
+        <w:keepNext/>
+        <w:spacing w:before="120" w:after="40"/>
       </w:pPr>
       <w:r>
         <w:rPr>
-          <w:rFonts w:ascii="Arial" w:hAnsi="Arial"/>
+          <w:rFonts w:ascii="Calibri" w:hAnsi="Calibri"/>
           <w:b/>
+          <w:color w:val="1E293B"/>
           <w:sz w:val="20"/>
         </w:rPr>
         <w:t>¿QUÉ CARTA USAR?</w:t>
@@ -126,12 +173,13 @@
     </w:p>
     <w:p>
       <w:pPr>
-        <w:spacing w:line="300" w:lineRule="auto" w:after="160"/>
+        <w:spacing w:before="40" w:after="80"/>
       </w:pPr>
       <w:r>
         <w:rPr>
-          <w:rFonts w:ascii="Arial" w:hAnsi="Arial"/>
+          <w:rFonts w:ascii="Calibri" w:hAnsi="Calibri"/>
           <w:b w:val="0"/>
+          <w:color w:val="0F172A"/>
           <w:sz w:val="20"/>
         </w:rPr>
         <w:t>• Necesidades de la empresa (reorganización, baja de productividad): 01.</w:t>
@@ -155,12 +203,14 @@
     </w:p>
     <w:p>
       <w:pPr>
-        <w:spacing w:line="300" w:lineRule="auto" w:after="160"/>
+        <w:keepNext/>
+        <w:spacing w:before="120" w:after="40"/>
       </w:pPr>
       <w:r>
         <w:rPr>
-          <w:rFonts w:ascii="Arial" w:hAnsi="Arial"/>
+          <w:rFonts w:ascii="Calibri" w:hAnsi="Calibri"/>
           <w:b/>
+          <w:color w:val="1E293B"/>
           <w:sz w:val="20"/>
         </w:rPr>
         <w:t>DOCUMENTOS DE APOYO</w:t>
@@ -168,12 +218,13 @@
     </w:p>
     <w:p>
       <w:pPr>
-        <w:spacing w:line="300" w:lineRule="auto" w:after="160"/>
+        <w:spacing w:before="40" w:after="80"/>
       </w:pPr>
       <w:r>
         <w:rPr>
-          <w:rFonts w:ascii="Arial" w:hAnsi="Arial"/>
+          <w:rFonts w:ascii="Calibri" w:hAnsi="Calibri"/>
           <w:b w:val="0"/>
+          <w:color w:val="0F172A"/>
           <w:sz w:val="20"/>
         </w:rPr>
         <w:t>• 17 Carta de amonestación escrita.  • 18 Citación y acta de descargos.  • 19 Comunicación a la Inspección del Trabajo.  • 20 Estado de pago de cotizaciones.  • 21 Checklist paso a paso.</w:t>
@@ -181,12 +232,14 @@
     </w:p>
     <w:p>
       <w:pPr>
-        <w:spacing w:line="300" w:lineRule="auto" w:after="160"/>
+        <w:keepNext/>
+        <w:spacing w:before="120" w:after="40"/>
       </w:pPr>
       <w:r>
         <w:rPr>
-          <w:rFonts w:ascii="Arial" w:hAnsi="Arial"/>
+          <w:rFonts w:ascii="Calibri" w:hAnsi="Calibri"/>
           <w:b/>
+          <w:color w:val="1E293B"/>
           <w:sz w:val="20"/>
         </w:rPr>
         <w:t>PLAZOS CLAVE</w:t>
@@ -194,12 +247,13 @@
     </w:p>
     <w:p>
       <w:pPr>
-        <w:spacing w:line="300" w:lineRule="auto" w:after="160"/>
+        <w:spacing w:before="40" w:after="80"/>
       </w:pPr>
       <w:r>
         <w:rPr>
-          <w:rFonts w:ascii="Arial" w:hAnsi="Arial"/>
+          <w:rFonts w:ascii="Calibri" w:hAnsi="Calibri"/>
           <w:b w:val="0"/>
+          <w:color w:val="0F172A"/>
           <w:sz w:val="20"/>
         </w:rPr>
         <w:t>• Carta: dentro de 3 días hábiles desde la separación (6 días hábiles en caso fortuito o fuerza mayor), en mano o por carta certificada al domicilio del contrato.</w:t>
@@ -215,12 +269,14 @@
     </w:p>
     <w:p>
       <w:pPr>
-        <w:spacing w:line="300" w:lineRule="auto" w:after="160"/>
+        <w:keepNext/>
+        <w:spacing w:before="120" w:after="40"/>
       </w:pPr>
       <w:r>
         <w:rPr>
-          <w:rFonts w:ascii="Arial" w:hAnsi="Arial"/>
+          <w:rFonts w:ascii="Calibri" w:hAnsi="Calibri"/>
           <w:b/>
+          <w:color w:val="1E293B"/>
           <w:sz w:val="20"/>
         </w:rPr>
         <w:t>ERRORES FRECUENTES</w:t>
@@ -228,12 +284,13 @@
     </w:p>
     <w:p>
       <w:pPr>
-        <w:spacing w:line="300" w:lineRule="auto" w:after="160"/>
+        <w:spacing w:before="40" w:after="80"/>
       </w:pPr>
       <w:r>
         <w:rPr>
-          <w:rFonts w:ascii="Arial" w:hAnsi="Arial"/>
+          <w:rFonts w:ascii="Calibri" w:hAnsi="Calibri"/>
           <w:b w:val="0"/>
+          <w:color w:val="0F172A"/>
           <w:sz w:val="20"/>
         </w:rPr>
         <w:t>• Hechos vagos en la carta. En juicio solo puedes defender los hechos escritos (Art. 454 N° 1).</w:t>
@@ -251,12 +308,14 @@
     </w:p>
     <w:p>
       <w:pPr>
-        <w:spacing w:line="300" w:lineRule="auto" w:after="160"/>
+        <w:keepNext/>
+        <w:spacing w:before="120" w:after="40"/>
       </w:pPr>
       <w:r>
         <w:rPr>
-          <w:rFonts w:ascii="Arial" w:hAnsi="Arial"/>
+          <w:rFonts w:ascii="Calibri" w:hAnsi="Calibri"/>
           <w:b/>
+          <w:color w:val="1E293B"/>
           <w:sz w:val="20"/>
         </w:rPr>
         <w:t>CÓMO COMPLETAR LOS MODELOS</w:t>
@@ -264,25 +323,66 @@
     </w:p>
     <w:p>
       <w:pPr>
-        <w:spacing w:line="300" w:lineRule="auto" w:after="160"/>
+        <w:spacing w:before="40" w:after="80"/>
       </w:pPr>
       <w:r>
         <w:rPr>
-          <w:rFonts w:ascii="Arial" w:hAnsi="Arial"/>
+          <w:rFonts w:ascii="Calibri" w:hAnsi="Calibri"/>
           <w:b w:val="0"/>
+          <w:color w:val="0F172A"/>
           <w:sz w:val="20"/>
         </w:rPr>
-        <w:t>Completa los campos entre corchetes [...] y borra las alternativas que no apliquen. Mantén los datos de la persona afectada en reserva cuando haya denuncias. Imprime dos copias: una para el trabajador y otra con su firma de recepción para el empleador.</w:t>
+        <w:t xml:space="preserve">Completa los campos entre corchetes </w:t>
+      </w:r>
+      <w:r>
+        <w:rPr>
+          <w:rFonts w:ascii="Calibri" w:hAnsi="Calibri"/>
+          <w:b w:val="0"/>
+          <w:color w:val="0F172A"/>
+          <w:sz w:val="20"/>
+          <w:highlight w:val="yellow"/>
+        </w:rPr>
+        <w:t xml:space="preserve">[...]</w:t>
+      </w:r>
+      <w:r>
+        <w:rPr>
+          <w:rFonts w:ascii="Calibri" w:hAnsi="Calibri"/>
+          <w:b w:val="0"/>
+          <w:color w:val="0F172A"/>
+          <w:sz w:val="20"/>
+        </w:rPr>
+        <w:t xml:space="preserve"> y borra las alternativas que no apliquen. Mantén los datos de la persona afectada en reserva cuando haya denuncias. Imprime dos copias: una para el trabajador y otra con su firma de recepción para el empleador.</w:t>
       </w:r>
     </w:p>
     <w:sectPr>
+      <w:footerReference w:type="default" r:id="rId9"/>
       <w:pgSz w:w="12240" w:h="15840"/>
-      <w:pgMar w:top="1152" w:right="1152" w:bottom="1152" w:left="1152" w:header="720" w:footer="720" w:gutter="0"/>
+      <w:pgMar w:top="936" w:right="936" w:bottom="936" w:left="936" w:header="720" w:footer="720" w:gutter="0"/>
       <w:cols w:space="720"/>
       <w:docGrid w:linePitch="360"/>
     </w:sectPr>
   </w:body>
 </w:document>
+</file>
+
+<file path=word/footer1.xml><?xml version="1.0" encoding="utf-8"?>
+<w:ftr xmlns:m="http://schemas.openxmlformats.org/officeDocument/2006/math" xmlns:mc="http://schemas.openxmlformats.org/markup-compatibility/2006" xmlns:mo="http://schemas.microsoft.com/office/mac/office/2008/main" xmlns:mv="urn:schemas-microsoft-com:mac:vml" xmlns:o="urn:schemas-microsoft-com:office:office" xmlns:r="http://schemas.openxmlformats.org/officeDocument/2006/relationships" xmlns:v="urn:schemas-microsoft-com:vml" xmlns:w10="urn:schemas-microsoft-com:office:word" xmlns:w14="http://schemas.microsoft.com/office/word/2010/wordml" xmlns:w="http://schemas.openxmlformats.org/wordprocessingml/2006/main" xmlns:wne="http://schemas.microsoft.com/office/word/2006/wordml" xmlns:wp14="http://schemas.microsoft.com/office/word/2010/wordprocessingDrawing" xmlns:wp="http://schemas.openxmlformats.org/drawingml/2006/wordprocessingDrawing" xmlns:wpc="http://schemas.microsoft.com/office/word/2010/wordprocessingCanvas" xmlns:wpg="http://schemas.microsoft.com/office/word/2010/wordprocessingGroup" xmlns:wpi="http://schemas.microsoft.com/office/word/2010/wordprocessingInk" xmlns:wps="http://schemas.microsoft.com/office/word/2010/wordprocessingShape" mc:Ignorable="w14 wp14">
+  <w:p>
+    <w:pPr>
+      <w:pStyle w:val="Footer"/>
+      <w:spacing w:before="0" w:after="0"/>
+      <w:jc w:val="right"/>
+    </w:pPr>
+    <w:r>
+      <w:rPr>
+        <w:rFonts w:ascii="Calibri" w:hAnsi="Calibri"/>
+        <w:color w:val="94A3B8"/>
+        <w:sz w:val="16"/>
+      </w:rPr>
+      <w:t>CálculoLaboral.cl · Pack de Cartas de Despido 2026 · Modelo de referencia</w:t>
+    </w:r>
+  </w:p>
+</w:ftr>
 </file>
 
 <file path=word/numbering.xml><?xml version="1.0" encoding="utf-8"?>
@@ -648,6 +748,14 @@
     <w:name w:val="Normal"/>
     <w:qFormat/>
     <w:rsid w:val="00FC693F"/>
+    <w:pPr>
+      <w:spacing w:line="276" w:lineRule="auto" w:after="80"/>
+    </w:pPr>
+    <w:rPr>
+      <w:rFonts w:ascii="Calibri" w:hAnsi="Calibri"/>
+      <w:color w:val="1E293B"/>
+      <w:sz w:val="20"/>
+    </w:rPr>
   </w:style>
   <w:style w:type="paragraph" w:styleId="Header">
     <w:name w:val="header"/>

--- a/api/assets/pack_despido_files/00_LEEME_Guia_de_Uso_y_Plazos.docx
+++ b/api/assets/pack_despido_files/00_LEEME_Guia_de_Uso_y_Plazos.docx
@@ -332,26 +332,7 @@
           <w:color w:val="0F172A"/>
           <w:sz w:val="20"/>
         </w:rPr>
-        <w:t xml:space="preserve">Completa los campos entre corchetes </w:t>
-      </w:r>
-      <w:r>
-        <w:rPr>
-          <w:rFonts w:ascii="Calibri" w:hAnsi="Calibri"/>
-          <w:b w:val="0"/>
-          <w:color w:val="0F172A"/>
-          <w:sz w:val="20"/>
-          <w:highlight w:val="yellow"/>
-        </w:rPr>
-        <w:t xml:space="preserve">[...]</w:t>
-      </w:r>
-      <w:r>
-        <w:rPr>
-          <w:rFonts w:ascii="Calibri" w:hAnsi="Calibri"/>
-          <w:b w:val="0"/>
-          <w:color w:val="0F172A"/>
-          <w:sz w:val="20"/>
-        </w:rPr>
-        <w:t xml:space="preserve"> y borra las alternativas que no apliquen. Mantén los datos de la persona afectada en reserva cuando haya denuncias. Imprime dos copias: una para el trabajador y otra con su firma de recepción para el empleador.</w:t>
+        <w:t>Completa los campos resaltados en amarillo y borra las alternativas que no apliquen. Mantén los datos de la persona afectada en reserva cuando haya denuncias. Imprime dos copias: una para el trabajador y otra con su firma de recepción para el empleador.</w:t>
       </w:r>
     </w:p>
     <w:sectPr>
